--- a/Models/2026_03_Modèle_Statuts.docx
+++ b/Models/2026_03_Modèle_Statuts.docx
@@ -198,7 +198,7 @@
           <w:sz w:val="30"/>
           <w:szCs w:val="36"/>
         </w:rPr>
-        <w:t xml:space="preserve">{{DEN_STE}} </w:t>
+        <w:t xml:space="preserve">{{DENOMINATION_SOCIALE}} </w:t>
       </w:r>
       <w:bookmarkEnd w:id="0"/>
       <w:r>
@@ -210,7 +210,7 @@
           <w:sz w:val="30"/>
           <w:szCs w:val="36"/>
         </w:rPr>
-        <w:t>{{FORME_JUR}}</w:t>
+        <w:t>{{FORME_JURIDIQUE}}</w:t>
       </w:r>
     </w:p>
     <w:p>
@@ -246,7 +246,7 @@
           <w:b/>
           <w:color w:val="7030A0"/>
         </w:rPr>
-        <w:t>{{CAPITAL}}</w:t>
+        <w:t>{{CAPITAL_SOCIAL}}</w:t>
       </w:r>
       <w:r>
         <w:rPr>
@@ -313,7 +313,7 @@
           <w:b/>
           <w:color w:val="7030A0"/>
         </w:rPr>
-        <w:t>{{STE_ADRESS}} -</w:t>
+        <w:t>{{ADRESSE_SIEGE_SOCIAL}} -</w:t>
       </w:r>
       <w:r>
         <w:rPr>
@@ -349,7 +349,7 @@
           <w:b/>
           <w:color w:val="7030A0"/>
         </w:rPr>
-        <w:t xml:space="preserve">ICE : </w:t>
+        <w:t xml:space="preserve">NUMERO_ICE : </w:t>
       </w:r>
       <w:r>
         <w:rPr>
@@ -358,7 +358,7 @@
           <w:bCs/>
           <w:color w:val="7030A0"/>
         </w:rPr>
-        <w:t>{{ICE}}</w:t>
+        <w:t>{{NUMERO_ICE}}</w:t>
       </w:r>
     </w:p>
     <w:p>
@@ -414,7 +414,7 @@
           <w:b/>
           <w:bCs/>
         </w:rPr>
-        <w:t>{{CIVIL}}</w:t>
+        <w:t>{{CIVILITE_ASSOCIE}}</w:t>
       </w:r>
       <w:r>
         <w:rPr>
@@ -434,7 +434,7 @@
           <w:b/>
           <w:bCs/>
         </w:rPr>
-        <w:t>{{PRENOM}}</w:t>
+        <w:t>{{PRENOM_ASSOCIE}}</w:t>
       </w:r>
       <w:r>
         <w:rPr>
@@ -452,7 +452,7 @@
           <w:b/>
           <w:bCs/>
         </w:rPr>
-        <w:t xml:space="preserve">{{NOM}} </w:t>
+        <w:t xml:space="preserve">{{NOM_ASSOCIE}} </w:t>
       </w:r>
       <w:bookmarkEnd w:id="2"/>
       <w:r>
@@ -469,7 +469,7 @@
           <w:b/>
           <w:bCs/>
         </w:rPr>
-        <w:t>{{NATIONALITY}}</w:t>
+        <w:t>{{NATIONALITE_ASSOCIE}}</w:t>
       </w:r>
       <w:r>
         <w:rPr>
@@ -539,7 +539,7 @@
           <w:b/>
           <w:bCs/>
         </w:rPr>
-        <w:t>{{CIN_NUM}}</w:t>
+        <w:t>{{NUMERO_CIN_ASSOCIE}}</w:t>
       </w:r>
       <w:r>
         <w:rPr>
@@ -555,7 +555,7 @@
           <w:b/>
           <w:bCs/>
         </w:rPr>
-        <w:t xml:space="preserve">{{DATE_NAISS}} </w:t>
+        <w:t xml:space="preserve">{{DATE_NAISSANCE_ASSOCIE}} </w:t>
       </w:r>
       <w:r>
         <w:rPr>
@@ -571,7 +571,7 @@
           <w:b/>
           <w:bCs/>
         </w:rPr>
-        <w:t>{{LIEU_NAISS}}</w:t>
+        <w:t>{{LIEU_NAISSANCE_ASSOCIE}}</w:t>
       </w:r>
       <w:r>
         <w:rPr>
@@ -605,7 +605,7 @@
           <w:b/>
           <w:bCs/>
         </w:rPr>
-        <w:t>{{GERANT_ADRESS}}</w:t>
+        <w:t>{{ADRESSE_GERANT}}</w:t>
       </w:r>
       <w:r>
         <w:rPr>
@@ -921,7 +921,7 @@
           <w:b/>
           <w:color w:val="000000"/>
         </w:rPr>
-        <w:t xml:space="preserve">{{DEN_STE}} </w:t>
+        <w:t xml:space="preserve">{{DENOMINATION_SOCIALE}} </w:t>
       </w:r>
       <w:r>
         <w:rPr>
@@ -1527,7 +1527,7 @@
           <w:rFonts w:ascii="Aptos" w:hAnsi="Aptos" w:cs="Times New Roman"/>
           <w:b/>
         </w:rPr>
-        <w:t>{{STE_ADRESS}} -</w:t>
+        <w:t>{{ADRESSE_SIEGE_SOCIAL}} -</w:t>
       </w:r>
       <w:r>
         <w:rPr>
@@ -1695,7 +1695,7 @@
           <w:sz w:val="22"/>
           <w:szCs w:val="22"/>
         </w:rPr>
-        <w:t xml:space="preserve">CAPITAL SOCIAL – PARTS SOCIALES </w:t>
+        <w:t xml:space="preserve">CAPITAL_SOCIAL SOCIAL – NOMBRE_PARTS_ASSOCIE SOCIALES </w:t>
       </w:r>
     </w:p>
     <w:p>
@@ -1729,7 +1729,7 @@
           <w:b/>
           <w:u w:val="single"/>
         </w:rPr>
-        <w:t>ARTICLE 6 : CAPITAL SOCIAL</w:t>
+        <w:t>ARTICLE 6 : CAPITAL_SOCIAL SOCIAL</w:t>
       </w:r>
     </w:p>
     <w:p>
@@ -1757,7 +1757,7 @@
           <w:b/>
           <w:bCs/>
         </w:rPr>
-        <w:t>{{CAPITAL}}</w:t>
+        <w:t>{{CAPITAL_SOCIAL}}</w:t>
       </w:r>
       <w:r>
         <w:rPr>
@@ -1785,7 +1785,7 @@
           <w:b/>
           <w:bCs/>
         </w:rPr>
-        <w:t>{{PART_SOCIAL}}</w:t>
+        <w:t>{{NOMBRE_PARTS_SOCIALES}}</w:t>
       </w:r>
       <w:r>
         <w:rPr>
@@ -1877,15 +1877,15 @@
           <w:b/>
           <w:bCs/>
         </w:rPr>
-        <w:t>{CIVIL}} {{PRENOM}} {{NOM}} ---------------------------------------------------</w:t>
-      </w:r>
-      <w:r>
-        <w:rPr>
-          <w:rFonts w:ascii="Aptos" w:hAnsi="Aptos" w:cs="Times New Roman"/>
-          <w:b/>
-          <w:bCs/>
-        </w:rPr>
-        <w:t>{{PART_SOCIAL}}</w:t>
+        <w:t>{CIVILITE_ASSOCIE}} {{PRENOM_ASSOCIE}} {{NOM_ASSOCIE}} ---------------------------------------------------</w:t>
+      </w:r>
+      <w:r>
+        <w:rPr>
+          <w:rFonts w:ascii="Aptos" w:hAnsi="Aptos" w:cs="Times New Roman"/>
+          <w:b/>
+          <w:bCs/>
+        </w:rPr>
+        <w:t>{{NOMBRE_PARTS_SOCIALES}}</w:t>
       </w:r>
       <w:r>
         <w:rPr>
@@ -1935,7 +1935,7 @@
           <w:b/>
           <w:bCs/>
         </w:rPr>
-        <w:t xml:space="preserve">{CIVIL}} {{PRENOM}} {{NOM}} </w:t>
+        <w:t xml:space="preserve">{CIVILITE_ASSOCIE}} {{PRENOM_ASSOCIE}} {{NOM_ASSOCIE}} </w:t>
       </w:r>
       <w:r>
         <w:rPr>
@@ -1967,7 +1967,7 @@
           <w:b/>
           <w:bCs/>
         </w:rPr>
-        <w:t>{{CAPITAL}}</w:t>
+        <w:t>{{CAPITAL_SOCIAL}}</w:t>
       </w:r>
       <w:r>
         <w:rPr>
@@ -2022,7 +2022,7 @@
           <w:b/>
           <w:u w:val="single"/>
         </w:rPr>
-        <w:t>ARTICLE 7 : AUGMENTATION DE CAPITAL</w:t>
+        <w:t>ARTICLE 7 : AUGMENTATION DE CAPITAL_SOCIAL</w:t>
       </w:r>
     </w:p>
     <w:p>
@@ -2206,7 +2206,7 @@
           <w:b/>
           <w:u w:val="single"/>
         </w:rPr>
-        <w:t>ARTICLE 8 : REDUCTION DE CAPITAL</w:t>
+        <w:t>ARTICLE 8 : REDUCTION DE CAPITAL_SOCIAL</w:t>
       </w:r>
     </w:p>
     <w:p>
@@ -2366,7 +2366,7 @@
           <w:b/>
           <w:u w:val="single"/>
         </w:rPr>
-        <w:t>ARTICLE 9 : PARTS SOCIALES</w:t>
+        <w:t>ARTICLE 9 : NOMBRE_PARTS_ASSOCIE SOCIALES</w:t>
       </w:r>
     </w:p>
     <w:p>
@@ -2406,7 +2406,7 @@
           <w:b/>
           <w:u w:val="single"/>
         </w:rPr>
-        <w:t>ARTICLE 10 : REPRESENTATION DES PARTS SOCIALES</w:t>
+        <w:t>ARTICLE 10 : REPRESENTATION DES NOMBRE_PARTS_ASSOCIE SOCIALES</w:t>
       </w:r>
     </w:p>
     <w:p>
@@ -2467,7 +2467,7 @@
           <w:b/>
           <w:u w:val="single"/>
         </w:rPr>
-        <w:t>ARTICLE 11 : TRANSMISSION DES PARTS SOCIALES</w:t>
+        <w:t>ARTICLE 11 : TRANSMISSION DES NOMBRE_PARTS_ASSOCIE SOCIALES</w:t>
       </w:r>
     </w:p>
     <w:p>
@@ -2601,7 +2601,7 @@
           <w:b/>
           <w:bCs/>
         </w:rPr>
-        <w:t>{{CIVIL}} {{PRENOM}} {{NOM}} de Nationalité {{NATIONALITY}}, titulaire de la CIN N° {{CIN_NUM}}, né le {{DATE_NAISS}} à {{LIEU_NAISS}}, demeurant à {{GERANT_ADRESS}}.</w:t>
+        <w:t>{{CIVILITE_ASSOCIE}} {{PRENOM_ASSOCIE}} {{NOM_ASSOCIE}} de Nationalité {{NATIONALITE_ASSOCIE}}, titulaire de la CIN N° {{NUMERO_CIN_ASSOCIE}}, né le {{DATE_NAISSANCE_ASSOCIE}} à {{LIEU_NAISSANCE_ASSOCIE}}, demeurant à {{ADRESSE_GERANT}}.</w:t>
       </w:r>
     </w:p>
     <w:p>
@@ -4188,7 +4188,7 @@
           <w:sz w:val="22"/>
           <w:szCs w:val="22"/>
         </w:rPr>
-        <w:t>ARTICLE 26 : SITUATION NETTE INFERIEURE AU QUART DU CAPITAL SOCIAL</w:t>
+        <w:t>ARTICLE 26 : SITUATION NETTE INFERIEURE AU QUART DU CAPITAL_SOCIAL SOCIAL</w:t>
       </w:r>
     </w:p>
     <w:p>
@@ -4654,7 +4654,7 @@
           <w:spacing w:val="-6"/>
           <w:u w:val="single"/>
         </w:rPr>
-        <w:t>ARTICLE 30 – GREFFE DU TRIBUNAL</w:t>
+        <w:t>ARTICLE 30 – GREFFE DU TRIBUNAL_COMPETENT</w:t>
       </w:r>
     </w:p>
     <w:p>
@@ -4698,7 +4698,7 @@
           <w:rFonts w:ascii="Aptos" w:hAnsi="Aptos" w:cs="Times New Roman"/>
           <w:spacing w:val="-6"/>
         </w:rPr>
-        <w:t>{{TRIBUNAL}}</w:t>
+        <w:t>{{TRIBUNAL_COMPETENT}}</w:t>
       </w:r>
       <w:r>
         <w:rPr>
@@ -4856,7 +4856,7 @@
           <w:u w:val="none"/>
           <w:lang w:val="fr-FR"/>
         </w:rPr>
-        <w:t xml:space="preserve">{{CIVIL}} {{PRENOM}} {{NOM}} </w:t>
+        <w:t xml:space="preserve">{{CIVILITE_ASSOCIE}} {{PRENOM_ASSOCIE}} {{NOM_ASSOCIE}} </w:t>
       </w:r>
     </w:p>
     <w:p>
@@ -4876,7 +4876,7 @@
           <w:u w:val="single"/>
           <w:lang w:val="fr-CA"/>
         </w:rPr>
-        <w:t>{{GERANT_QUALITY}}</w:t>
+        <w:t>{{QUALITE_GERANT}}</w:t>
       </w:r>
     </w:p>
     <w:sectPr>
